--- a/word/14-Musica-Acapella.docx
+++ b/word/14-Musica-Acapella.docx
@@ -3983,7 +3983,7 @@
         <w:t xml:space="preserve">“</w:t>
       </w:r>
       <w:r>
-        <w:t xml:space="preserve">Sankofa — sankofa-eosin.vercel.app</w:t>
+        <w:t xml:space="preserve">Sankofa — www.sankofahga.com</w:t>
       </w:r>
       <w:r>
         <w:t xml:space="preserve">”</w:t>
@@ -4004,7 +4004,7 @@
         <w:pStyle w:val="FirstParagraph"/>
       </w:pPr>
       <w:r>
-        <w:t xml:space="preserve">E-mail: nhadafilipe@gmail.com — agendamento de oficina de regência (presencial SP, online resto Brasil).</w:t>
+        <w:t xml:space="preserve">E-mail: flifnhada@hotmail.com — agendamento de oficina de regência (presencial SP, online resto Brasil).</w:t>
       </w:r>
     </w:p>
     <w:p>
